--- a/arb/docx/15.content.docx
+++ b/arb/docx/15.content.docx
@@ -9,6 +9,8 @@
       </w:pPr>
       <w:r>
         <w:rPr>
+          <w:rtl/>
+          <w:cs/>
           <w:lang w:val="ar_AE" w:bidi="ar_AE"/>
         </w:rPr>
       </w:r>
@@ -20,12 +22,16 @@
       </w:pPr>
       <w:r>
         <w:rPr>
+          <w:rtl/>
+          <w:cs/>
           <w:lang w:val="ar_AE" w:bidi="ar_AE"/>
         </w:rPr>
         <w:t>Resource: Biblica Study Notes</w:t>
       </w:r>
       <w:r>
         <w:rPr>
+          <w:rtl/>
+          <w:cs/>
           <w:lang w:val="ar_AE" w:bidi="ar_AE"/>
         </w:rPr>
       </w:r>
@@ -36,53 +42,71 @@
       </w:pPr>
       <w:r>
         <w:rPr>
+          <w:rtl/>
+          <w:cs/>
           <w:lang w:val="ar_AE" w:bidi="ar_AE"/>
         </w:rPr>
       </w:r>
       <w:r>
         <w:rPr>
           <w:b/>
+          <w:rtl/>
+          <w:cs/>
           <w:lang w:val="ar_AE" w:bidi="ar_AE"/>
         </w:rPr>
         <w:t>Biblica Study Notes (Book Intros)</w:t>
       </w:r>
       <w:r>
         <w:rPr>
+          <w:rtl/>
+          <w:cs/>
           <w:lang w:val="ar_AE" w:bidi="ar_AE"/>
         </w:rPr>
         <w:t xml:space="preserve"> © 2023 Biblica Inc. Released under CC BY-SA 4.0 license. </w:t>
       </w:r>
       <w:r>
         <w:rPr>
+          <w:rtl/>
+          <w:cs/>
           <w:lang w:val="ar_AE" w:bidi="ar_AE"/>
         </w:rPr>
         <w:t>Biblica Study Notes</w:t>
       </w:r>
       <w:r>
         <w:rPr>
+          <w:rtl/>
+          <w:cs/>
           <w:lang w:val="ar_AE" w:bidi="ar_AE"/>
         </w:rPr>
         <w:t xml:space="preserve"> has been adapted in the following languages: Tok Pisin, Arabic (عربي), French (Français), Hindi (हिंदी), Indonesian (Bahasa Indonesia), Portuguese (Português), Russian (Русский), Spanish (Español), Swahili (Kiswahili), and Simplified Chinese (简体中文)from </w:t>
       </w:r>
       <w:r>
         <w:rPr>
+          <w:rtl/>
+          <w:cs/>
           <w:lang w:val="ar_AE" w:bidi="ar_AE"/>
         </w:rPr>
         <w:t>Biblica Study Notes</w:t>
       </w:r>
       <w:r>
         <w:rPr>
+          <w:rtl/>
+          <w:cs/>
           <w:lang w:val="ar_AE" w:bidi="ar_AE"/>
         </w:rPr>
         <w:t xml:space="preserve"> © 2023 Biblica Inc. Released under CC BY-SA 4.0 license by Mission Mutual</w:t>
       </w:r>
       <w:r>
         <w:rPr>
-          <w:lang w:val="ar_AE" w:bidi="ar_AE"/>
-        </w:rPr>
-      </w:r>
-      <w:r>
-        <w:rPr>
+          <w:rtl/>
+          <w:cs/>
+          <w:lang w:val="ar_AE" w:bidi="ar_AE"/>
+        </w:rPr>
+      </w:r>
+      <w:r>
+        <w:rPr>
+          <w:rtl/>
+          <w:cs/>
           <w:lang w:val="ar_AE" w:bidi="ar_AE"/>
         </w:rPr>
       </w:r>
@@ -94,6 +118,8 @@
       </w:pPr>
       <w:r>
         <w:rPr>
+          <w:rtl/>
+          <w:cs/>
           <w:lang w:val="ar_AE" w:bidi="ar_AE"/>
         </w:rPr>
         <w:t>Biblica Study Notes</w:t>
@@ -123,6 +149,8 @@
       </w:pPr>
       <w:r>
         <w:rPr>
+          <w:rtl/>
+          <w:cs/>
           <w:lang w:val="ar_AE" w:bidi="ar_AE"/>
         </w:rPr>
       </w:r>
@@ -134,12 +162,16 @@
       </w:pPr>
       <w:r>
         <w:rPr>
+          <w:rtl/>
+          <w:cs/>
           <w:lang w:val="ar_AE" w:bidi="ar_AE"/>
         </w:rPr>
         <w:t>EZR</w:t>
       </w:r>
       <w:r>
         <w:rPr>
+          <w:rtl/>
+          <w:cs/>
           <w:lang w:val="ar_AE" w:bidi="ar_AE"/>
         </w:rPr>
       </w:r>
@@ -150,22 +182,30 @@
       </w:pPr>
       <w:r>
         <w:rPr>
-          <w:lang w:val="ar_AE" w:bidi="ar_AE"/>
-        </w:rPr>
-      </w:r>
-      <w:r>
-        <w:rPr>
+          <w:rtl/>
+          <w:cs/>
+          <w:lang w:val="ar_AE" w:bidi="ar_AE"/>
+        </w:rPr>
+      </w:r>
+      <w:r>
+        <w:rPr>
+          <w:rtl/>
+          <w:cs/>
           <w:lang w:val="ar_AE" w:bidi="ar_AE"/>
         </w:rPr>
         <w:t xml:space="preserve"> </w:t>
       </w:r>
       <w:r>
         <w:rPr>
-          <w:lang w:val="ar_AE" w:bidi="ar_AE"/>
-        </w:rPr>
-      </w:r>
-      <w:r>
-        <w:rPr>
+          <w:rtl/>
+          <w:cs/>
+          <w:lang w:val="ar_AE" w:bidi="ar_AE"/>
+        </w:rPr>
+      </w:r>
+      <w:r>
+        <w:rPr>
+          <w:rtl/>
+          <w:cs/>
           <w:lang w:val="ar_AE" w:bidi="ar_AE"/>
         </w:rPr>
       </w:r>
@@ -191,6 +231,8 @@
       </w:pPr>
       <w:r>
         <w:rPr>
+          <w:rtl/>
+          <w:cs/>
           <w:lang w:val="ar_AE" w:bidi="ar_AE"/>
         </w:rPr>
       </w:r>
@@ -202,12 +244,16 @@
       </w:pPr>
       <w:r>
         <w:rPr>
+          <w:rtl/>
+          <w:cs/>
           <w:lang w:val="ar_AE" w:bidi="ar_AE"/>
         </w:rPr>
         <w:t>عزرا</w:t>
       </w:r>
       <w:r>
         <w:rPr>
+          <w:rtl/>
+          <w:cs/>
           <w:lang w:val="ar_AE" w:bidi="ar_AE"/>
         </w:rPr>
       </w:r>
@@ -218,12 +264,16 @@
       </w:pPr>
       <w:r>
         <w:rPr>
+          <w:rtl/>
+          <w:cs/>
           <w:lang w:val="ar_AE" w:bidi="ar_AE"/>
         </w:rPr>
       </w:r>
       <w:r>
         <w:rPr>
           <w:b/>
+          <w:rtl/>
+          <w:cs/>
           <w:lang w:val="ar_AE" w:bidi="ar_AE"/>
         </w:rPr>
         <w:t>ما هو سفر عزرا؟</w:t>
@@ -238,11 +288,15 @@
       </w:pPr>
       <w:r>
         <w:rPr>
-          <w:lang w:val="ar_AE" w:bidi="ar_AE"/>
-        </w:rPr>
-      </w:r>
-      <w:r>
-        <w:rPr>
+          <w:rtl/>
+          <w:cs/>
+          <w:lang w:val="ar_AE" w:bidi="ar_AE"/>
+        </w:rPr>
+      </w:r>
+      <w:r>
+        <w:rPr>
+          <w:rtl/>
+          <w:cs/>
           <w:lang w:val="ar_AE" w:bidi="ar_AE"/>
         </w:rPr>
         <w:t>سفر عزرا هو سرد لتاريخ اليهود عندما كانت الإمبراطورية الفارسية تحكم. وقد وقعت هذه الأحداث بين سنة 538 وسنة 457 قبل الميلاد. وتم تناقل القصص حول هذه الأحداث عبر العائلات اليهودية لمئات السنين.</w:t>
@@ -257,11 +311,15 @@
       </w:pPr>
       <w:r>
         <w:rPr>
-          <w:lang w:val="ar_AE" w:bidi="ar_AE"/>
-        </w:rPr>
-      </w:r>
-      <w:r>
-        <w:rPr>
+          <w:rtl/>
+          <w:cs/>
+          <w:lang w:val="ar_AE" w:bidi="ar_AE"/>
+        </w:rPr>
+      </w:r>
+      <w:r>
+        <w:rPr>
+          <w:rtl/>
+          <w:cs/>
           <w:lang w:val="ar_AE" w:bidi="ar_AE"/>
         </w:rPr>
         <w:t>يُعتقد أن عزرا كتب جزءًا من هذا السفر.</w:t>
@@ -276,11 +334,15 @@
       </w:pPr>
       <w:r>
         <w:rPr>
-          <w:lang w:val="ar_AE" w:bidi="ar_AE"/>
-        </w:rPr>
-      </w:r>
-      <w:r>
-        <w:rPr>
+          <w:rtl/>
+          <w:cs/>
+          <w:lang w:val="ar_AE" w:bidi="ar_AE"/>
+        </w:rPr>
+      </w:r>
+      <w:r>
+        <w:rPr>
+          <w:rtl/>
+          <w:cs/>
           <w:lang w:val="ar_AE" w:bidi="ar_AE"/>
         </w:rPr>
         <w:t>تمت كتابة الأجزاء الأخرى بواسطة أشخاص آخرين من اليهود.</w:t>
@@ -295,11 +357,15 @@
       </w:pPr>
       <w:r>
         <w:rPr>
-          <w:lang w:val="ar_AE" w:bidi="ar_AE"/>
-        </w:rPr>
-      </w:r>
-      <w:r>
-        <w:rPr>
+          <w:rtl/>
+          <w:cs/>
+          <w:lang w:val="ar_AE" w:bidi="ar_AE"/>
+        </w:rPr>
+      </w:r>
+      <w:r>
+        <w:rPr>
+          <w:rtl/>
+          <w:cs/>
           <w:lang w:val="ar_AE" w:bidi="ar_AE"/>
         </w:rPr>
         <w:t>كانت أسفار عزرا ونحميا كتابًا واحدًا عندما كُتبت أول مرة. لاحقًا تم تقسيمها إلى سفرين.</w:t>
@@ -311,12 +377,16 @@
       </w:pPr>
       <w:r>
         <w:rPr>
+          <w:rtl/>
+          <w:cs/>
           <w:lang w:val="ar_AE" w:bidi="ar_AE"/>
         </w:rPr>
       </w:r>
       <w:r>
         <w:rPr>
           <w:b/>
+          <w:rtl/>
+          <w:cs/>
           <w:lang w:val="ar_AE" w:bidi="ar_AE"/>
         </w:rPr>
         <w:t>لمن كُتب هذا السفر؟</w:t>
@@ -331,11 +401,15 @@
       </w:pPr>
       <w:r>
         <w:rPr>
-          <w:lang w:val="ar_AE" w:bidi="ar_AE"/>
-        </w:rPr>
-      </w:r>
-      <w:r>
-        <w:rPr>
+          <w:rtl/>
+          <w:cs/>
+          <w:lang w:val="ar_AE" w:bidi="ar_AE"/>
+        </w:rPr>
+      </w:r>
+      <w:r>
+        <w:rPr>
+          <w:rtl/>
+          <w:cs/>
           <w:lang w:val="ar_AE" w:bidi="ar_AE"/>
         </w:rPr>
         <w:t>لليهود الذين عادوا إلى يهوذا. حيث قد عاشوا في السبي في بابل سنوات عِدَّة.</w:t>
@@ -347,12 +421,16 @@
       </w:pPr>
       <w:r>
         <w:rPr>
+          <w:rtl/>
+          <w:cs/>
           <w:lang w:val="ar_AE" w:bidi="ar_AE"/>
         </w:rPr>
       </w:r>
       <w:r>
         <w:rPr>
           <w:b/>
+          <w:rtl/>
+          <w:cs/>
           <w:lang w:val="ar_AE" w:bidi="ar_AE"/>
         </w:rPr>
         <w:t>لماذا كُتب سفر عزرا؟</w:t>
@@ -367,11 +445,15 @@
       </w:pPr>
       <w:r>
         <w:rPr>
-          <w:lang w:val="ar_AE" w:bidi="ar_AE"/>
-        </w:rPr>
-      </w:r>
-      <w:r>
-        <w:rPr>
+          <w:rtl/>
+          <w:cs/>
+          <w:lang w:val="ar_AE" w:bidi="ar_AE"/>
+        </w:rPr>
+      </w:r>
+      <w:r>
+        <w:rPr>
+          <w:rtl/>
+          <w:cs/>
           <w:lang w:val="ar_AE" w:bidi="ar_AE"/>
         </w:rPr>
         <w:t>لإظهار كيف حافظ الله على وعده بإعادة شعبه من بابل.</w:t>
@@ -386,11 +468,15 @@
       </w:pPr>
       <w:r>
         <w:rPr>
-          <w:lang w:val="ar_AE" w:bidi="ar_AE"/>
-        </w:rPr>
-      </w:r>
-      <w:r>
-        <w:rPr>
+          <w:rtl/>
+          <w:cs/>
+          <w:lang w:val="ar_AE" w:bidi="ar_AE"/>
+        </w:rPr>
+      </w:r>
+      <w:r>
+        <w:rPr>
+          <w:rtl/>
+          <w:cs/>
           <w:lang w:val="ar_AE" w:bidi="ar_AE"/>
         </w:rPr>
         <w:t>لتسجيل أسماء العديد من القادة اليهود والأشخاص الذين عادوا من بابل.</w:t>
@@ -405,11 +491,15 @@
       </w:pPr>
       <w:r>
         <w:rPr>
-          <w:lang w:val="ar_AE" w:bidi="ar_AE"/>
-        </w:rPr>
-      </w:r>
-      <w:r>
-        <w:rPr>
+          <w:rtl/>
+          <w:cs/>
+          <w:lang w:val="ar_AE" w:bidi="ar_AE"/>
+        </w:rPr>
+      </w:r>
+      <w:r>
+        <w:rPr>
+          <w:rtl/>
+          <w:cs/>
           <w:lang w:val="ar_AE" w:bidi="ar_AE"/>
         </w:rPr>
         <w:t>لتقديم سرد حول كيفية إعادة بناء الهيكل.</w:t>
@@ -421,12 +511,16 @@
       </w:pPr>
       <w:r>
         <w:rPr>
+          <w:rtl/>
+          <w:cs/>
           <w:lang w:val="ar_AE" w:bidi="ar_AE"/>
         </w:rPr>
       </w:r>
       <w:r>
         <w:rPr>
           <w:b/>
+          <w:rtl/>
+          <w:cs/>
           <w:lang w:val="ar_AE" w:bidi="ar_AE"/>
         </w:rPr>
         <w:t>الأفكار الرئيسية</w:t>
@@ -441,11 +535,15 @@
       </w:pPr>
       <w:r>
         <w:rPr>
-          <w:lang w:val="ar_AE" w:bidi="ar_AE"/>
-        </w:rPr>
-      </w:r>
-      <w:r>
-        <w:rPr>
+          <w:rtl/>
+          <w:cs/>
+          <w:lang w:val="ar_AE" w:bidi="ar_AE"/>
+        </w:rPr>
+      </w:r>
+      <w:r>
+        <w:rPr>
+          <w:rtl/>
+          <w:cs/>
           <w:lang w:val="ar_AE" w:bidi="ar_AE"/>
         </w:rPr>
         <w:t>عاد بعض اليهود إلى يهوذا من بابل.</w:t>
@@ -460,11 +558,15 @@
       </w:pPr>
       <w:r>
         <w:rPr>
-          <w:lang w:val="ar_AE" w:bidi="ar_AE"/>
-        </w:rPr>
-      </w:r>
-      <w:r>
-        <w:rPr>
+          <w:rtl/>
+          <w:cs/>
+          <w:lang w:val="ar_AE" w:bidi="ar_AE"/>
+        </w:rPr>
+      </w:r>
+      <w:r>
+        <w:rPr>
+          <w:rtl/>
+          <w:cs/>
           <w:lang w:val="ar_AE" w:bidi="ar_AE"/>
         </w:rPr>
         <w:t>استخدم الله قادة الأمم كأدوات لتحقيق ما أراد إنجازه.</w:t>
@@ -479,11 +581,15 @@
       </w:pPr>
       <w:r>
         <w:rPr>
-          <w:lang w:val="ar_AE" w:bidi="ar_AE"/>
-        </w:rPr>
-      </w:r>
-      <w:r>
-        <w:rPr>
+          <w:rtl/>
+          <w:cs/>
+          <w:lang w:val="ar_AE" w:bidi="ar_AE"/>
+        </w:rPr>
+      </w:r>
+      <w:r>
+        <w:rPr>
+          <w:rtl/>
+          <w:cs/>
           <w:lang w:val="ar_AE" w:bidi="ar_AE"/>
         </w:rPr>
         <w:t>حاولت مجموعات أخرى من الناس جعل اليهود يتوقفون عن بناء الهيكل. لكن اليهود بنوه وعبدوا الله هناك مرة أخرى.</w:t>
@@ -498,11 +604,15 @@
       </w:pPr>
       <w:r>
         <w:rPr>
-          <w:lang w:val="ar_AE" w:bidi="ar_AE"/>
-        </w:rPr>
-      </w:r>
-      <w:r>
-        <w:rPr>
+          <w:rtl/>
+          <w:cs/>
+          <w:lang w:val="ar_AE" w:bidi="ar_AE"/>
+        </w:rPr>
+      </w:r>
+      <w:r>
+        <w:rPr>
+          <w:rtl/>
+          <w:cs/>
           <w:lang w:val="ar_AE" w:bidi="ar_AE"/>
         </w:rPr>
         <w:t>كان على اليهود أن يتبعوا شريعة موسى بعد عودتهم من بابل.</w:t>
@@ -514,12 +624,16 @@
       </w:pPr>
       <w:r>
         <w:rPr>
+          <w:rtl/>
+          <w:cs/>
           <w:lang w:val="ar_AE" w:bidi="ar_AE"/>
         </w:rPr>
       </w:r>
       <w:r>
         <w:rPr>
           <w:b/>
+          <w:rtl/>
+          <w:cs/>
           <w:lang w:val="ar_AE" w:bidi="ar_AE"/>
         </w:rPr>
         <w:t>مخطط السفر</w:t>
@@ -531,12 +645,16 @@
       </w:pPr>
       <w:r>
         <w:rPr>
+          <w:rtl/>
+          <w:cs/>
           <w:lang w:val="ar_AE" w:bidi="ar_AE"/>
         </w:rPr>
       </w:r>
       <w:r>
         <w:rPr>
           <w:b/>
+          <w:rtl/>
+          <w:cs/>
           <w:lang w:val="ar_AE" w:bidi="ar_AE"/>
         </w:rPr>
         <w:t>زربابل واليهود الذين عادوا إلى يهوذا معه (1 - 6).</w:t>
@@ -548,23 +666,31 @@
       </w:pPr>
       <w:r>
         <w:rPr>
+          <w:rtl/>
+          <w:cs/>
           <w:lang w:val="ar_AE" w:bidi="ar_AE"/>
         </w:rPr>
       </w:r>
       <w:r>
         <w:rPr>
           <w:b/>
+          <w:rtl/>
+          <w:cs/>
           <w:lang w:val="ar_AE" w:bidi="ar_AE"/>
         </w:rPr>
         <w:t>عزرا واليهود الذين عادوا إلى يهوذا معه (7 - 10).</w:t>
       </w:r>
       <w:r>
         <w:rPr>
-          <w:lang w:val="ar_AE" w:bidi="ar_AE"/>
-        </w:rPr>
-      </w:r>
-      <w:r>
-        <w:rPr>
+          <w:rtl/>
+          <w:cs/>
+          <w:lang w:val="ar_AE" w:bidi="ar_AE"/>
+        </w:rPr>
+      </w:r>
+      <w:r>
+        <w:rPr>
+          <w:rtl/>
+          <w:cs/>
           <w:lang w:val="ar_AE" w:bidi="ar_AE"/>
         </w:rPr>
       </w:r>
